--- a/resume/output/Youness-Jellouli-Zauber.docx
+++ b/resume/output/Youness-Jellouli-Zauber.docx
@@ -411,6 +411,44 @@
             <w:szCs w:val="20"/>
             <w:rFonts w:ascii="Times New Roman" w:hAnsi="Times New Roman"/>
           </w:rPr>
+          <w:t xml:space="preserve">ValetPass</w:t>
+        </w:r>
+      </w:hyperlink>
+      <w:r>
+        <w:rPr>
+          <w:rFonts w:ascii="Times New Roman" w:hAnsi="Times New Roman" w:eastAsia="Times New Roman"/>
+          <w:b w:val="0"/>
+          <w:i w:val="0"/>
+          <w:color w:val="2E3D50"/>
+          <w:sz w:val="20"/>
+        </w:rPr>
+        <w:t>: digital valet for hotels (Wallet passes, QR check-in, live vehicle requests).</w:t>
+      </w:r>
+    </w:p>
+    <w:p>
+      <w:pPr>
+        <w:pStyle w:val="ListBullet"/>
+        <w:spacing w:before="0" w:after="0" w:line="283" w:lineRule="auto"/>
+      </w:pPr>
+      <w:r>
+        <w:rPr>
+          <w:rFonts w:ascii="Times New Roman" w:hAnsi="Times New Roman" w:eastAsia="Times New Roman"/>
+          <w:b w:val="0"/>
+          <w:i w:val="0"/>
+          <w:color w:val="2E3D50"/>
+          <w:sz w:val="20"/>
+        </w:rPr>
+        <w:t xml:space="preserve">Building </w:t>
+      </w:r>
+      <w:hyperlink r:id="rId14">
+        <w:r>
+          <w:rPr>
+            <w:color w:val="2B7FFF"/>
+            <w:u w:val="single"/>
+            <w:sz w:val="20"/>
+            <w:szCs w:val="20"/>
+            <w:rFonts w:ascii="Times New Roman" w:hAnsi="Times New Roman"/>
+          </w:rPr>
           <w:t xml:space="preserve">oDoc.ma</w:t>
         </w:r>
       </w:hyperlink>
@@ -692,7 +730,7 @@
         </w:rPr>
         <w:t xml:space="preserve">Shipped client products </w:t>
       </w:r>
-      <w:hyperlink r:id="rId14">
+      <w:hyperlink r:id="rId15">
         <w:r>
           <w:rPr>
             <w:color w:val="2B7FFF"/>
@@ -714,7 +752,7 @@
         </w:rPr>
         <w:t xml:space="preserve">, </w:t>
       </w:r>
-      <w:hyperlink r:id="rId15">
+      <w:hyperlink r:id="rId16">
         <w:r>
           <w:rPr>
             <w:color w:val="2B7FFF"/>
@@ -736,7 +774,7 @@
         </w:rPr>
         <w:t xml:space="preserve">, </w:t>
       </w:r>
-      <w:hyperlink r:id="rId16">
+      <w:hyperlink r:id="rId17">
         <w:r>
           <w:rPr>
             <w:color w:val="2B7FFF"/>
@@ -758,7 +796,7 @@
         </w:rPr>
         <w:t xml:space="preserve">, and </w:t>
       </w:r>
-      <w:hyperlink r:id="rId17">
+      <w:hyperlink r:id="rId18">
         <w:r>
           <w:rPr>
             <w:color w:val="2B7FFF"/>
@@ -1151,7 +1189,7 @@
       <w:pPr>
         <w:spacing w:before="60" w:after="0" w:line="252" w:lineRule="auto"/>
       </w:pPr>
-      <w:hyperlink r:id="rId18">
+      <w:hyperlink r:id="rId19">
         <w:r>
           <w:rPr>
             <w:color w:val="2B7FFF"/>
@@ -1194,7 +1232,7 @@
       <w:pPr>
         <w:spacing w:before="60" w:after="0" w:line="252" w:lineRule="auto"/>
       </w:pPr>
-      <w:hyperlink r:id="rId14">
+      <w:hyperlink r:id="rId15">
         <w:r>
           <w:rPr>
             <w:color w:val="2B7FFF"/>
@@ -1237,7 +1275,7 @@
       <w:pPr>
         <w:spacing w:before="60" w:after="0" w:line="252" w:lineRule="auto"/>
       </w:pPr>
-      <w:hyperlink r:id="rId19">
+      <w:hyperlink r:id="rId20">
         <w:r>
           <w:rPr>
             <w:color w:val="2B7FFF"/>
@@ -1280,7 +1318,7 @@
       <w:pPr>
         <w:spacing w:before="60" w:after="0" w:line="252" w:lineRule="auto"/>
       </w:pPr>
-      <w:hyperlink r:id="rId15">
+      <w:hyperlink r:id="rId16">
         <w:r>
           <w:rPr>
             <w:color w:val="2B7FFF"/>

--- a/resume/output/Youness-Jellouli-Zauber.docx
+++ b/resume/output/Youness-Jellouli-Zauber.docx
@@ -1275,7 +1275,7 @@
       <w:pPr>
         <w:spacing w:before="60" w:after="0" w:line="252" w:lineRule="auto"/>
       </w:pPr>
-      <w:hyperlink r:id="rId20">
+      <w:hyperlink r:id="rId13">
         <w:r>
           <w:rPr>
             <w:color w:val="2B7FFF"/>
@@ -1284,7 +1284,7 @@
             <w:szCs w:val="22"/>
             <w:rFonts w:ascii="Times New Roman" w:hAnsi="Times New Roman"/>
           </w:rPr>
-          <w:t xml:space="preserve">Travel Flow</w:t>
+          <w:t xml:space="preserve">ValetPass</w:t>
         </w:r>
       </w:hyperlink>
       <w:r>
@@ -1295,7 +1295,7 @@
           <w:color w:val="2E3D50"/>
           <w:sz w:val="18"/>
         </w:rPr>
-        <w:t xml:space="preserve">  ·  Next.js, TypeScript, Python</w:t>
+        <w:t xml:space="preserve">  ·  TypeScript, JavaScript</w:t>
       </w:r>
     </w:p>
     <w:p>
@@ -1311,7 +1311,7 @@
           <w:color w:val="2E3D50"/>
           <w:sz w:val="20"/>
         </w:rPr>
-        <w:t>Route-optimization tool that solves the traveling salesman problem.</w:t>
+        <w:t>{'Digital valet for hotels': 'Wallet passes, QR check-in, live vehicle requests.'}</w:t>
       </w:r>
     </w:p>
     <w:p>
